--- a/README.docx
+++ b/README.docx
@@ -5,48 +5,167 @@
     <w:p>
       <w:pPr>
         <w:rPr>
-          <w:rFonts w:ascii="Times New Roman" w:hAnsi="Times New Roman" w:cs="Times New Roman"/>
-          <w:b/>
-          <w:sz w:val="24"/>
-          <w:szCs w:val="24"/>
-        </w:rPr>
-      </w:pPr>
-      <w:r>
-        <w:rPr>
-          <w:rFonts w:ascii="Times New Roman" w:hAnsi="Times New Roman" w:cs="Times New Roman"/>
-          <w:b/>
-          <w:sz w:val="24"/>
-          <w:szCs w:val="24"/>
+          <w:rFonts w:ascii="Arial" w:hAnsi="Arial" w:cs="Arial"/>
+          <w:b/>
+          <w:sz w:val="32"/>
+        </w:rPr>
+      </w:pPr>
+      <w:r>
+        <w:rPr>
+          <w:rFonts w:ascii="Arial" w:hAnsi="Arial" w:cs="Arial"/>
+          <w:b/>
+          <w:sz w:val="32"/>
         </w:rPr>
         <w:t xml:space="preserve">1. </w:t>
       </w:r>
       <w:r>
         <w:rPr>
-          <w:rFonts w:ascii="Times New Roman" w:hAnsi="Times New Roman" w:cs="Times New Roman"/>
-          <w:b/>
-          <w:sz w:val="24"/>
-          <w:szCs w:val="24"/>
+          <w:rFonts w:ascii="Arial" w:hAnsi="Arial" w:cs="Arial" w:hint="eastAsia"/>
+          <w:b/>
+          <w:sz w:val="32"/>
+        </w:rPr>
+        <w:t xml:space="preserve">Run </w:t>
+      </w:r>
+      <w:r>
+        <w:rPr>
+          <w:rFonts w:ascii="Arial" w:hAnsi="Arial" w:cs="Arial"/>
+          <w:b/>
+          <w:sz w:val="32"/>
         </w:rPr>
         <w:t>step1_find_disp</w:t>
       </w:r>
-    </w:p>
-    <w:p>
-      <w:pPr>
-        <w:rPr>
-          <w:rFonts w:ascii="Times New Roman" w:hAnsi="Times New Roman" w:cs="Times New Roman"/>
-          <w:sz w:val="24"/>
-          <w:szCs w:val="24"/>
-        </w:rPr>
-      </w:pPr>
-      <w:r>
-        <w:rPr>
-          <w:rFonts w:ascii="Times New Roman" w:hAnsi="Times New Roman" w:cs="Times New Roman"/>
+      <w:r>
+        <w:rPr>
+          <w:rFonts w:ascii="Arial" w:hAnsi="Arial" w:cs="Arial" w:hint="eastAsia"/>
+          <w:b/>
+          <w:sz w:val="32"/>
+        </w:rPr>
+        <w:t>.py</w:t>
+      </w:r>
+      <w:r>
+        <w:rPr>
+          <w:rFonts w:ascii="Arial" w:hAnsi="Arial" w:cs="Arial"/>
+        </w:rPr>
+        <w:t xml:space="preserve"> </w:t>
+      </w:r>
+    </w:p>
+    <w:p>
+      <w:pPr>
+        <w:rPr>
+          <w:rFonts w:ascii="Arial" w:hAnsi="Arial" w:cs="Arial"/>
+        </w:rPr>
+      </w:pPr>
+      <w:r>
+        <w:rPr>
+          <w:rFonts w:ascii="Arial" w:hAnsi="Arial" w:cs="Arial" w:hint="eastAsia"/>
+          <w:b/>
+          <w:bCs/>
+        </w:rPr>
+        <w:t xml:space="preserve">Input: </w:t>
+      </w:r>
+      <w:r>
+        <w:rPr>
+          <w:rFonts w:ascii="Arial" w:hAnsi="Arial" w:cs="Arial" w:hint="eastAsia"/>
+        </w:rPr>
+        <w:t>This python script read a binary file (.bin), containing the following data type for identified single molecules:</w:t>
+      </w:r>
+    </w:p>
+    <w:p>
+      <w:pPr>
+        <w:rPr>
+          <w:rFonts w:ascii="Arial" w:hAnsi="Arial" w:cs="Arial"/>
+        </w:rPr>
+      </w:pPr>
+      <w:proofErr w:type="spellStart"/>
+      <w:r>
+        <w:rPr>
+          <w:rFonts w:ascii="Arial" w:hAnsi="Arial" w:cs="Arial" w:hint="eastAsia"/>
+        </w:rPr>
+        <w:t>data_type</w:t>
+      </w:r>
+      <w:proofErr w:type="spellEnd"/>
+      <w:r>
+        <w:rPr>
+          <w:rFonts w:ascii="Arial" w:hAnsi="Arial" w:cs="Arial" w:hint="eastAsia"/>
+        </w:rPr>
+        <w:t xml:space="preserve"> = </w:t>
+      </w:r>
+      <w:proofErr w:type="spellStart"/>
+      <w:r>
+        <w:rPr>
+          <w:rFonts w:ascii="Arial" w:hAnsi="Arial" w:cs="Arial" w:hint="eastAsia"/>
+        </w:rPr>
+        <w:t>np.dtype</w:t>
+      </w:r>
+      <w:proofErr w:type="spellEnd"/>
+      <w:r>
+        <w:rPr>
+          <w:rFonts w:ascii="Arial" w:hAnsi="Arial" w:cs="Arial" w:hint="eastAsia"/>
+        </w:rPr>
+        <w:t>([('X', np.float32), ('Y', np.float32), ('</w:t>
+      </w:r>
+      <w:proofErr w:type="spellStart"/>
+      <w:r>
+        <w:rPr>
+          <w:rFonts w:ascii="Arial" w:hAnsi="Arial" w:cs="Arial" w:hint="eastAsia"/>
+        </w:rPr>
+        <w:t>Xc</w:t>
+      </w:r>
+      <w:proofErr w:type="spellEnd"/>
+      <w:r>
+        <w:rPr>
+          <w:rFonts w:ascii="Arial" w:hAnsi="Arial" w:cs="Arial" w:hint="eastAsia"/>
+        </w:rPr>
+        <w:t>', np.float32), ('</w:t>
+      </w:r>
+      <w:proofErr w:type="spellStart"/>
+      <w:r>
+        <w:rPr>
+          <w:rFonts w:ascii="Arial" w:hAnsi="Arial" w:cs="Arial" w:hint="eastAsia"/>
+        </w:rPr>
+        <w:t>Yc</w:t>
+      </w:r>
+      <w:proofErr w:type="spellEnd"/>
+      <w:r>
+        <w:rPr>
+          <w:rFonts w:ascii="Arial" w:hAnsi="Arial" w:cs="Arial" w:hint="eastAsia"/>
+        </w:rPr>
+        <w:t>', np.float32), ('Height', np.float32), ('Area', np.float32), ('Width', np.float32), ('Phi', np.float32),  ('Ax', np.float32), ('BG', np.float32), ('I', np.float32), ('Category', np.int32),  ('Valid', np.int32), ('Frame', np.int32), ('Length', np.int32), ('Link', np.int32),  ('Z', np.float32), ('</w:t>
+      </w:r>
+      <w:proofErr w:type="spellStart"/>
+      <w:r>
+        <w:rPr>
+          <w:rFonts w:ascii="Arial" w:hAnsi="Arial" w:cs="Arial" w:hint="eastAsia"/>
+        </w:rPr>
+        <w:t>Zc</w:t>
+      </w:r>
+      <w:proofErr w:type="spellEnd"/>
+      <w:r>
+        <w:rPr>
+          <w:rFonts w:ascii="Arial" w:hAnsi="Arial" w:cs="Arial" w:hint="eastAsia"/>
+        </w:rPr>
+        <w:t>', np.float32)])</w:t>
+      </w:r>
+      <w:r>
+        <w:rPr>
+          <w:rFonts w:ascii="Arial" w:hAnsi="Arial" w:cs="Arial" w:hint="eastAsia"/>
+        </w:rPr>
+        <w:t>.</w:t>
+      </w:r>
+    </w:p>
+    <w:p>
+      <w:pPr>
+        <w:rPr>
+          <w:rFonts w:ascii="Arial" w:hAnsi="Arial" w:cs="Arial"/>
+        </w:rPr>
+      </w:pPr>
+      <w:r>
+        <w:rPr>
+          <w:rFonts w:ascii="Arial" w:hAnsi="Arial" w:cs="Arial"/>
           <w:noProof/>
-          <w:sz w:val="24"/>
-          <w:szCs w:val="24"/>
         </w:rPr>
         <w:drawing>
-          <wp:inline distT="0" distB="0" distL="0" distR="0" wp14:anchorId="6320C5B1" wp14:editId="7B4D10C2">
+          <wp:inline distT="0" distB="0" distL="0" distR="0" wp14:anchorId="297DD5D5" wp14:editId="5B810EFD">
             <wp:extent cx="1666875" cy="381000"/>
             <wp:effectExtent l="0" t="0" r="9525" b="0"/>
             <wp:docPr id="1" name="图片 1"/>
@@ -81,173 +200,554 @@
           </wp:inline>
         </w:drawing>
       </w:r>
-      <w:r>
-        <w:rPr>
-          <w:rFonts w:ascii="Times New Roman" w:hAnsi="Times New Roman" w:cs="Times New Roman"/>
-          <w:sz w:val="24"/>
-          <w:szCs w:val="24"/>
-        </w:rPr>
-        <w:t xml:space="preserve"> unit is pixel, meaning the searching radius</w:t>
-      </w:r>
-    </w:p>
-    <w:p>
-      <w:pPr>
-        <w:rPr>
-          <w:rFonts w:ascii="Times New Roman" w:hAnsi="Times New Roman" w:cs="Times New Roman"/>
-          <w:sz w:val="24"/>
-          <w:szCs w:val="24"/>
-        </w:rPr>
-      </w:pPr>
-      <w:r>
-        <w:rPr>
-          <w:rFonts w:ascii="Times New Roman" w:hAnsi="Times New Roman" w:cs="Times New Roman"/>
-          <w:sz w:val="24"/>
-          <w:szCs w:val="24"/>
-        </w:rPr>
-        <w:t xml:space="preserve">step1_find_disp_1-2and2-3, another version if we put pulse at the middle of each frame. </w:t>
-      </w:r>
+    </w:p>
+    <w:p>
+      <w:pPr>
+        <w:rPr>
+          <w:rFonts w:ascii="Arial" w:hAnsi="Arial" w:cs="Arial"/>
+        </w:rPr>
+      </w:pPr>
+      <w:r>
+        <w:rPr>
+          <w:rFonts w:ascii="Arial" w:hAnsi="Arial" w:cs="Arial" w:hint="eastAsia"/>
+          <w:b/>
+          <w:bCs/>
+        </w:rPr>
+        <w:t xml:space="preserve">Parameter setting: </w:t>
+      </w:r>
+      <w:r>
+        <w:rPr>
+          <w:rFonts w:ascii="Arial" w:hAnsi="Arial" w:cs="Arial" w:hint="eastAsia"/>
+        </w:rPr>
+        <w:t>The</w:t>
+      </w:r>
+      <w:r>
+        <w:rPr>
+          <w:rFonts w:ascii="Arial" w:hAnsi="Arial" w:cs="Arial" w:hint="eastAsia"/>
+        </w:rPr>
+        <w:t xml:space="preserve"> </w:t>
+      </w:r>
+      <w:proofErr w:type="spellStart"/>
+      <w:r>
+        <w:rPr>
+          <w:rFonts w:ascii="Arial" w:hAnsi="Arial" w:cs="Arial" w:hint="eastAsia"/>
+        </w:rPr>
+        <w:t>disp_thre</w:t>
+      </w:r>
+      <w:proofErr w:type="spellEnd"/>
+      <w:r>
+        <w:rPr>
+          <w:rFonts w:ascii="Arial" w:hAnsi="Arial" w:cs="Arial" w:hint="eastAsia"/>
+        </w:rPr>
+        <w:t xml:space="preserve"> means </w:t>
+      </w:r>
+      <w:r>
+        <w:rPr>
+          <w:rFonts w:ascii="Arial" w:hAnsi="Arial" w:cs="Arial"/>
+        </w:rPr>
+        <w:t>the searching radius</w:t>
+      </w:r>
+      <w:r>
+        <w:rPr>
+          <w:rFonts w:ascii="Arial" w:hAnsi="Arial" w:cs="Arial" w:hint="eastAsia"/>
+        </w:rPr>
+        <w:t xml:space="preserve"> for paired single molecules between consecutive frames. Unit is pixel.</w:t>
+      </w:r>
+    </w:p>
+    <w:p>
+      <w:pPr>
+        <w:rPr>
+          <w:rFonts w:ascii="Arial" w:hAnsi="Arial" w:cs="Arial"/>
+        </w:rPr>
+      </w:pPr>
+      <w:r>
+        <w:rPr>
+          <w:rFonts w:ascii="Arial" w:hAnsi="Arial" w:cs="Arial" w:hint="eastAsia"/>
+        </w:rPr>
+        <w:t xml:space="preserve">Also, another script </w:t>
+      </w:r>
+      <w:r>
+        <w:rPr>
+          <w:rFonts w:ascii="Arial" w:hAnsi="Arial" w:cs="Arial"/>
+          <w:b/>
+          <w:bCs/>
+          <w:u w:val="single"/>
+        </w:rPr>
+        <w:t>step1_find_disp_1-2and2-3</w:t>
+      </w:r>
+      <w:r>
+        <w:rPr>
+          <w:rFonts w:ascii="Arial" w:hAnsi="Arial" w:cs="Arial"/>
+          <w:b/>
+          <w:bCs/>
+          <w:u w:val="single"/>
+        </w:rPr>
+        <w:t>.py</w:t>
+      </w:r>
+      <w:r>
+        <w:rPr>
+          <w:rFonts w:ascii="Arial" w:hAnsi="Arial" w:cs="Arial"/>
+          <w:b/>
+          <w:bCs/>
+        </w:rPr>
+        <w:t xml:space="preserve"> </w:t>
+      </w:r>
+      <w:r>
+        <w:rPr>
+          <w:rFonts w:ascii="Arial" w:hAnsi="Arial" w:cs="Arial" w:hint="eastAsia"/>
+        </w:rPr>
+        <w:t xml:space="preserve">can be used instead of the </w:t>
+      </w:r>
+      <w:r>
+        <w:rPr>
+          <w:rFonts w:ascii="Arial" w:hAnsi="Arial" w:cs="Arial"/>
+        </w:rPr>
+        <w:t>current</w:t>
+      </w:r>
+      <w:r>
+        <w:rPr>
+          <w:rFonts w:ascii="Arial" w:hAnsi="Arial" w:cs="Arial" w:hint="eastAsia"/>
+        </w:rPr>
+        <w:t xml:space="preserve"> one, </w:t>
+      </w:r>
+      <w:r>
+        <w:rPr>
+          <w:rFonts w:ascii="Arial" w:hAnsi="Arial" w:cs="Arial" w:hint="eastAsia"/>
+        </w:rPr>
+        <w:t>if</w:t>
+      </w:r>
+      <w:r>
+        <w:rPr>
+          <w:rFonts w:ascii="Arial" w:hAnsi="Arial" w:cs="Arial"/>
+        </w:rPr>
+        <w:t xml:space="preserve"> all consecutive frames </w:t>
+      </w:r>
+      <w:r>
+        <w:rPr>
+          <w:rFonts w:ascii="Arial" w:hAnsi="Arial" w:cs="Arial" w:hint="eastAsia"/>
+        </w:rPr>
+        <w:t xml:space="preserve">are paired </w:t>
+      </w:r>
+      <w:r>
+        <w:rPr>
+          <w:rFonts w:ascii="Arial" w:hAnsi="Arial" w:cs="Arial"/>
+        </w:rPr>
+        <w:t xml:space="preserve">to </w:t>
+      </w:r>
+      <w:r>
+        <w:rPr>
+          <w:rFonts w:ascii="Arial" w:hAnsi="Arial" w:cs="Arial" w:hint="eastAsia"/>
+        </w:rPr>
+        <w:t>obtain</w:t>
+      </w:r>
+      <w:r>
+        <w:rPr>
+          <w:rFonts w:ascii="Arial" w:hAnsi="Arial" w:cs="Arial"/>
+        </w:rPr>
+        <w:t xml:space="preserve"> displacement</w:t>
+      </w:r>
+    </w:p>
+    <w:p>
+      <w:pPr>
+        <w:rPr>
+          <w:rFonts w:ascii="Arial" w:hAnsi="Arial" w:cs="Arial"/>
+        </w:rPr>
+      </w:pPr>
+      <w:r>
+        <w:rPr>
+          <w:rFonts w:ascii="Arial" w:hAnsi="Arial" w:cs="Arial" w:hint="eastAsia"/>
+          <w:b/>
+          <w:bCs/>
+        </w:rPr>
+        <w:t xml:space="preserve">Output: </w:t>
+      </w:r>
+      <w:r>
+        <w:rPr>
+          <w:rFonts w:ascii="Arial" w:hAnsi="Arial" w:cs="Arial" w:hint="eastAsia"/>
+        </w:rPr>
+        <w:t>G</w:t>
+      </w:r>
+      <w:r>
+        <w:rPr>
+          <w:rFonts w:ascii="Arial" w:hAnsi="Arial" w:cs="Arial"/>
+        </w:rPr>
+        <w:t>enerate a file ending with dis7.bin</w:t>
+      </w:r>
+      <w:r>
+        <w:rPr>
+          <w:rFonts w:ascii="Arial" w:hAnsi="Arial" w:cs="Arial" w:hint="eastAsia"/>
+        </w:rPr>
+        <w:t xml:space="preserve"> (if </w:t>
+      </w:r>
+      <w:r>
+        <w:rPr>
+          <w:rFonts w:ascii="Arial" w:hAnsi="Arial" w:cs="Arial"/>
+        </w:rPr>
+        <w:t>“</w:t>
+      </w:r>
+      <w:proofErr w:type="spellStart"/>
+      <w:r>
+        <w:rPr>
+          <w:rFonts w:ascii="Arial" w:hAnsi="Arial" w:cs="Arial" w:hint="eastAsia"/>
+        </w:rPr>
+        <w:t>disp_thre</w:t>
+      </w:r>
+      <w:proofErr w:type="spellEnd"/>
+      <w:r>
+        <w:rPr>
+          <w:rFonts w:ascii="Arial" w:hAnsi="Arial" w:cs="Arial"/>
+        </w:rPr>
+        <w:t>”</w:t>
+      </w:r>
+      <w:r>
+        <w:rPr>
+          <w:rFonts w:ascii="Arial" w:hAnsi="Arial" w:cs="Arial" w:hint="eastAsia"/>
+        </w:rPr>
+        <w:t xml:space="preserve"> was set to be 7)</w:t>
+      </w:r>
+      <w:r>
+        <w:rPr>
+          <w:rFonts w:ascii="Arial" w:hAnsi="Arial" w:cs="Arial" w:hint="eastAsia"/>
+        </w:rPr>
+        <w:t>. containing the following data type for paired single molecule</w:t>
+      </w:r>
+      <w:r>
+        <w:rPr>
+          <w:rFonts w:ascii="Arial" w:hAnsi="Arial" w:cs="Arial" w:hint="eastAsia"/>
+        </w:rPr>
+        <w:t>s</w:t>
+      </w:r>
+      <w:r>
+        <w:rPr>
+          <w:rFonts w:ascii="Arial" w:hAnsi="Arial" w:cs="Arial" w:hint="eastAsia"/>
+        </w:rPr>
+        <w:t>:</w:t>
+      </w:r>
+    </w:p>
+    <w:p>
+      <w:pPr>
+        <w:rPr>
+          <w:rFonts w:ascii="Arial" w:hAnsi="Arial" w:cs="Arial"/>
+        </w:rPr>
+      </w:pPr>
+      <w:proofErr w:type="spellStart"/>
+      <w:r>
+        <w:rPr>
+          <w:rFonts w:ascii="Arial" w:hAnsi="Arial" w:cs="Arial" w:hint="eastAsia"/>
+        </w:rPr>
+        <w:t>data_type</w:t>
+      </w:r>
+      <w:proofErr w:type="spellEnd"/>
+      <w:r>
+        <w:rPr>
+          <w:rFonts w:ascii="Arial" w:hAnsi="Arial" w:cs="Arial" w:hint="eastAsia"/>
+        </w:rPr>
+        <w:t xml:space="preserve"> = </w:t>
+      </w:r>
+      <w:proofErr w:type="spellStart"/>
       <w:proofErr w:type="gramStart"/>
       <w:r>
         <w:rPr>
-          <w:rFonts w:ascii="Times New Roman" w:hAnsi="Times New Roman" w:cs="Times New Roman"/>
-          <w:sz w:val="24"/>
-          <w:szCs w:val="24"/>
-        </w:rPr>
-        <w:t>So</w:t>
-      </w:r>
+          <w:rFonts w:ascii="Arial" w:hAnsi="Arial" w:cs="Arial" w:hint="eastAsia"/>
+        </w:rPr>
+        <w:t>np.dtype</w:t>
+      </w:r>
+      <w:proofErr w:type="spellEnd"/>
       <w:proofErr w:type="gramEnd"/>
       <w:r>
         <w:rPr>
-          <w:rFonts w:ascii="Times New Roman" w:hAnsi="Times New Roman" w:cs="Times New Roman"/>
-          <w:sz w:val="24"/>
-          <w:szCs w:val="24"/>
-        </w:rPr>
-        <w:t xml:space="preserve"> all consecutive frames can be used to calculate displacement</w:t>
-      </w:r>
-    </w:p>
-    <w:p>
-      <w:pPr>
-        <w:rPr>
-          <w:rFonts w:ascii="Times New Roman" w:hAnsi="Times New Roman" w:cs="Times New Roman"/>
-          <w:sz w:val="24"/>
-          <w:szCs w:val="24"/>
-        </w:rPr>
-      </w:pPr>
-      <w:r>
-        <w:rPr>
-          <w:rFonts w:ascii="Times New Roman" w:hAnsi="Times New Roman" w:cs="Times New Roman"/>
-          <w:sz w:val="24"/>
-          <w:szCs w:val="24"/>
-        </w:rPr>
-        <w:t xml:space="preserve">Input is the bin file from </w:t>
-      </w:r>
-      <w:r>
-        <w:rPr>
-          <w:rFonts w:ascii="Times New Roman" w:hAnsi="Times New Roman" w:cs="Times New Roman" w:hint="eastAsia"/>
-          <w:sz w:val="24"/>
-          <w:szCs w:val="24"/>
-        </w:rPr>
-        <w:t>I</w:t>
-      </w:r>
-      <w:r>
-        <w:rPr>
-          <w:rFonts w:ascii="Times New Roman" w:hAnsi="Times New Roman" w:cs="Times New Roman"/>
-          <w:sz w:val="24"/>
-          <w:szCs w:val="24"/>
-        </w:rPr>
-        <w:t>nsight3</w:t>
-      </w:r>
-      <w:r>
-        <w:rPr>
-          <w:rFonts w:ascii="Times New Roman" w:hAnsi="Times New Roman" w:cs="Times New Roman" w:hint="eastAsia"/>
-          <w:sz w:val="24"/>
-          <w:szCs w:val="24"/>
+          <w:rFonts w:ascii="Arial" w:hAnsi="Arial" w:cs="Arial" w:hint="eastAsia"/>
+        </w:rPr>
+        <w:t>([('</w:t>
+      </w:r>
+      <w:proofErr w:type="spellStart"/>
+      <w:r>
+        <w:rPr>
+          <w:rFonts w:ascii="Arial" w:hAnsi="Arial" w:cs="Arial" w:hint="eastAsia"/>
+        </w:rPr>
+        <w:t>x_start</w:t>
+      </w:r>
+      <w:proofErr w:type="spellEnd"/>
+      <w:r>
+        <w:rPr>
+          <w:rFonts w:ascii="Arial" w:hAnsi="Arial" w:cs="Arial" w:hint="eastAsia"/>
+        </w:rPr>
+        <w:t xml:space="preserve">', </w:t>
+      </w:r>
+      <w:proofErr w:type="gramStart"/>
+      <w:r>
+        <w:rPr>
+          <w:rFonts w:ascii="Arial" w:hAnsi="Arial" w:cs="Arial" w:hint="eastAsia"/>
+        </w:rPr>
+        <w:t>np.float</w:t>
+      </w:r>
+      <w:proofErr w:type="gramEnd"/>
+      <w:r>
+        <w:rPr>
+          <w:rFonts w:ascii="Arial" w:hAnsi="Arial" w:cs="Arial" w:hint="eastAsia"/>
+        </w:rPr>
+        <w:t>32), ('</w:t>
+      </w:r>
+      <w:proofErr w:type="spellStart"/>
+      <w:r>
+        <w:rPr>
+          <w:rFonts w:ascii="Arial" w:hAnsi="Arial" w:cs="Arial" w:hint="eastAsia"/>
+        </w:rPr>
+        <w:t>y_start</w:t>
+      </w:r>
+      <w:proofErr w:type="spellEnd"/>
+      <w:r>
+        <w:rPr>
+          <w:rFonts w:ascii="Arial" w:hAnsi="Arial" w:cs="Arial" w:hint="eastAsia"/>
+        </w:rPr>
+        <w:t xml:space="preserve">', </w:t>
+      </w:r>
+      <w:proofErr w:type="gramStart"/>
+      <w:r>
+        <w:rPr>
+          <w:rFonts w:ascii="Arial" w:hAnsi="Arial" w:cs="Arial" w:hint="eastAsia"/>
+        </w:rPr>
+        <w:t>np.float</w:t>
+      </w:r>
+      <w:proofErr w:type="gramEnd"/>
+      <w:r>
+        <w:rPr>
+          <w:rFonts w:ascii="Arial" w:hAnsi="Arial" w:cs="Arial" w:hint="eastAsia"/>
+        </w:rPr>
+        <w:t>32), ('</w:t>
+      </w:r>
+      <w:proofErr w:type="spellStart"/>
+      <w:r>
+        <w:rPr>
+          <w:rFonts w:ascii="Arial" w:hAnsi="Arial" w:cs="Arial" w:hint="eastAsia"/>
+        </w:rPr>
+        <w:t>x_end</w:t>
+      </w:r>
+      <w:proofErr w:type="spellEnd"/>
+      <w:r>
+        <w:rPr>
+          <w:rFonts w:ascii="Arial" w:hAnsi="Arial" w:cs="Arial" w:hint="eastAsia"/>
+        </w:rPr>
+        <w:t xml:space="preserve">', </w:t>
+      </w:r>
+      <w:proofErr w:type="gramStart"/>
+      <w:r>
+        <w:rPr>
+          <w:rFonts w:ascii="Arial" w:hAnsi="Arial" w:cs="Arial" w:hint="eastAsia"/>
+        </w:rPr>
+        <w:t>np.float</w:t>
+      </w:r>
+      <w:proofErr w:type="gramEnd"/>
+      <w:r>
+        <w:rPr>
+          <w:rFonts w:ascii="Arial" w:hAnsi="Arial" w:cs="Arial" w:hint="eastAsia"/>
+        </w:rPr>
+        <w:t>32), ('</w:t>
+      </w:r>
+      <w:proofErr w:type="spellStart"/>
+      <w:r>
+        <w:rPr>
+          <w:rFonts w:ascii="Arial" w:hAnsi="Arial" w:cs="Arial" w:hint="eastAsia"/>
+        </w:rPr>
+        <w:t>y_end</w:t>
+      </w:r>
+      <w:proofErr w:type="spellEnd"/>
+      <w:r>
+        <w:rPr>
+          <w:rFonts w:ascii="Arial" w:hAnsi="Arial" w:cs="Arial" w:hint="eastAsia"/>
+        </w:rPr>
+        <w:t xml:space="preserve">', </w:t>
+      </w:r>
+      <w:proofErr w:type="gramStart"/>
+      <w:r>
+        <w:rPr>
+          <w:rFonts w:ascii="Arial" w:hAnsi="Arial" w:cs="Arial" w:hint="eastAsia"/>
+        </w:rPr>
+        <w:t>np.float</w:t>
+      </w:r>
+      <w:proofErr w:type="gramEnd"/>
+      <w:r>
+        <w:rPr>
+          <w:rFonts w:ascii="Arial" w:hAnsi="Arial" w:cs="Arial" w:hint="eastAsia"/>
+        </w:rPr>
+        <w:t>32), ('frame', np.int32), ('</w:t>
+      </w:r>
+      <w:proofErr w:type="spellStart"/>
+      <w:r>
+        <w:rPr>
+          <w:rFonts w:ascii="Arial" w:hAnsi="Arial" w:cs="Arial" w:hint="eastAsia"/>
+        </w:rPr>
+        <w:t>disp</w:t>
+      </w:r>
+      <w:proofErr w:type="spellEnd"/>
+      <w:r>
+        <w:rPr>
+          <w:rFonts w:ascii="Arial" w:hAnsi="Arial" w:cs="Arial" w:hint="eastAsia"/>
+        </w:rPr>
+        <w:t xml:space="preserve">', </w:t>
+      </w:r>
+      <w:proofErr w:type="gramStart"/>
+      <w:r>
+        <w:rPr>
+          <w:rFonts w:ascii="Arial" w:hAnsi="Arial" w:cs="Arial" w:hint="eastAsia"/>
+        </w:rPr>
+        <w:t>np.float</w:t>
+      </w:r>
+      <w:proofErr w:type="gramEnd"/>
+      <w:r>
+        <w:rPr>
+          <w:rFonts w:ascii="Arial" w:hAnsi="Arial" w:cs="Arial" w:hint="eastAsia"/>
+        </w:rPr>
+        <w:t xml:space="preserve">32), ('angle', </w:t>
+      </w:r>
+      <w:proofErr w:type="gramStart"/>
+      <w:r>
+        <w:rPr>
+          <w:rFonts w:ascii="Arial" w:hAnsi="Arial" w:cs="Arial" w:hint="eastAsia"/>
+        </w:rPr>
+        <w:t>np.float</w:t>
+      </w:r>
+      <w:proofErr w:type="gramEnd"/>
+      <w:r>
+        <w:rPr>
+          <w:rFonts w:ascii="Arial" w:hAnsi="Arial" w:cs="Arial" w:hint="eastAsia"/>
+        </w:rPr>
+        <w:t xml:space="preserve">32)])   </w:t>
+      </w:r>
+    </w:p>
+    <w:p>
+      <w:pPr>
+        <w:rPr>
+          <w:rFonts w:ascii="Arial" w:hAnsi="Arial" w:cs="Arial"/>
+        </w:rPr>
+      </w:pPr>
+    </w:p>
+    <w:p>
+      <w:pPr>
+        <w:rPr>
+          <w:rFonts w:ascii="Arial" w:hAnsi="Arial" w:cs="Arial"/>
+          <w:b/>
+          <w:sz w:val="32"/>
+        </w:rPr>
+      </w:pPr>
+      <w:r>
+        <w:rPr>
+          <w:rFonts w:ascii="Arial" w:hAnsi="Arial" w:cs="Arial"/>
+          <w:b/>
+          <w:sz w:val="32"/>
+        </w:rPr>
+        <w:t>2.</w:t>
+      </w:r>
+      <w:r>
+        <w:rPr>
+          <w:rFonts w:ascii="Arial" w:hAnsi="Arial" w:cs="Arial" w:hint="eastAsia"/>
+          <w:b/>
+          <w:sz w:val="32"/>
+        </w:rPr>
+        <w:t>Run</w:t>
+      </w:r>
+      <w:r>
+        <w:rPr>
+          <w:rFonts w:ascii="Arial" w:hAnsi="Arial" w:cs="Arial" w:hint="eastAsia"/>
+          <w:b/>
+          <w:sz w:val="32"/>
         </w:rPr>
         <w:t xml:space="preserve"> </w:t>
       </w:r>
       <w:r>
         <w:rPr>
-          <w:rFonts w:ascii="Times New Roman" w:hAnsi="Times New Roman" w:cs="Times New Roman"/>
-          <w:sz w:val="24"/>
-          <w:szCs w:val="24"/>
-        </w:rPr>
-        <w:t>from Prof. Xiaowei Zhuang’s Lab</w:t>
-      </w:r>
-    </w:p>
-    <w:p>
-      <w:pPr>
-        <w:rPr>
-          <w:rFonts w:ascii="Times New Roman" w:hAnsi="Times New Roman" w:cs="Times New Roman"/>
-          <w:sz w:val="24"/>
-          <w:szCs w:val="24"/>
-        </w:rPr>
-      </w:pPr>
-      <w:r>
-        <w:rPr>
-          <w:rFonts w:ascii="Times New Roman" w:hAnsi="Times New Roman" w:cs="Times New Roman"/>
-          <w:sz w:val="24"/>
-          <w:szCs w:val="24"/>
-        </w:rPr>
-        <w:t>generate a file ending with dis7.bin</w:t>
-      </w:r>
-    </w:p>
-    <w:p>
-      <w:pPr>
-        <w:rPr>
-          <w:rFonts w:ascii="Times New Roman" w:hAnsi="Times New Roman" w:cs="Times New Roman"/>
-          <w:sz w:val="24"/>
-          <w:szCs w:val="24"/>
-        </w:rPr>
-      </w:pPr>
-    </w:p>
-    <w:p>
-      <w:pPr>
-        <w:rPr>
-          <w:rFonts w:ascii="Times New Roman" w:hAnsi="Times New Roman" w:cs="Times New Roman"/>
-          <w:b/>
-          <w:sz w:val="24"/>
-          <w:szCs w:val="24"/>
-        </w:rPr>
-      </w:pPr>
-      <w:r>
-        <w:rPr>
-          <w:rFonts w:ascii="Times New Roman" w:hAnsi="Times New Roman" w:cs="Times New Roman"/>
-          <w:b/>
-          <w:sz w:val="24"/>
-          <w:szCs w:val="24"/>
-        </w:rPr>
-        <w:t xml:space="preserve">2. </w:t>
-      </w:r>
-      <w:r>
-        <w:rPr>
-          <w:rFonts w:ascii="Times New Roman" w:hAnsi="Times New Roman" w:cs="Times New Roman"/>
-          <w:b/>
-          <w:sz w:val="24"/>
-          <w:szCs w:val="24"/>
-        </w:rPr>
-        <w:t>step2_fit_Drate_pcBleed_PCA_shrinkbinrange</w:t>
-      </w:r>
-    </w:p>
-    <w:p>
-      <w:pPr>
-        <w:rPr>
-          <w:rFonts w:ascii="Times New Roman" w:hAnsi="Times New Roman" w:cs="Times New Roman"/>
-          <w:sz w:val="24"/>
-          <w:szCs w:val="24"/>
-        </w:rPr>
-      </w:pPr>
-      <w:r>
-        <w:rPr>
-          <w:rFonts w:ascii="Times New Roman" w:hAnsi="Times New Roman" w:cs="Times New Roman"/>
+          <w:rFonts w:ascii="Arial" w:hAnsi="Arial" w:cs="Arial" w:hint="eastAsia"/>
+          <w:b/>
+          <w:sz w:val="32"/>
+        </w:rPr>
+        <w:t>step2_fit_Drate_pcBleed_PCA_shrinkbinrange.py</w:t>
+      </w:r>
+    </w:p>
+    <w:p>
+      <w:pPr>
+        <w:rPr>
+          <w:rFonts w:ascii="Arial" w:hAnsi="Arial" w:cs="Arial"/>
+        </w:rPr>
+      </w:pPr>
+      <w:r>
+        <w:rPr>
+          <w:rFonts w:ascii="Arial" w:hAnsi="Arial" w:cs="Arial" w:hint="eastAsia"/>
+          <w:b/>
+          <w:bCs/>
           <w:noProof/>
-          <w:sz w:val="24"/>
-          <w:szCs w:val="24"/>
+        </w:rPr>
+        <w:t>Input</w:t>
+      </w:r>
+      <w:r>
+        <w:rPr>
+          <w:rFonts w:ascii="Arial" w:hAnsi="Arial" w:cs="Arial" w:hint="eastAsia"/>
+          <w:noProof/>
+        </w:rPr>
+        <w:t xml:space="preserve">: The file generated via </w:t>
+      </w:r>
+      <w:r>
+        <w:rPr>
+          <w:rFonts w:ascii="Arial" w:hAnsi="Arial" w:cs="Arial" w:hint="eastAsia"/>
+          <w:noProof/>
+        </w:rPr>
+        <w:t>S</w:t>
+      </w:r>
+      <w:r>
+        <w:rPr>
+          <w:rFonts w:ascii="Arial" w:hAnsi="Arial" w:cs="Arial" w:hint="eastAsia"/>
+          <w:noProof/>
+        </w:rPr>
+        <w:t xml:space="preserve">tep 1 </w:t>
+      </w:r>
+      <w:r>
+        <w:rPr>
+          <w:rFonts w:ascii="Arial" w:hAnsi="Arial" w:cs="Arial"/>
+        </w:rPr>
+        <w:t>ending with dis7.bin</w:t>
+      </w:r>
+      <w:r>
+        <w:rPr>
+          <w:rFonts w:ascii="Arial" w:hAnsi="Arial" w:cs="Arial" w:hint="eastAsia"/>
+        </w:rPr>
+        <w:t>.</w:t>
+      </w:r>
+    </w:p>
+    <w:p>
+      <w:pPr>
+        <w:rPr>
+          <w:rFonts w:ascii="Arial" w:hAnsi="Arial" w:cs="Arial"/>
+        </w:rPr>
+      </w:pPr>
+      <w:r>
+        <w:rPr>
+          <w:rFonts w:ascii="Arial" w:hAnsi="Arial" w:cs="Arial" w:hint="eastAsia"/>
+          <w:b/>
+          <w:bCs/>
+        </w:rPr>
+        <w:t>Parameter setting</w:t>
+      </w:r>
+      <w:r>
+        <w:rPr>
+          <w:rFonts w:ascii="Arial" w:hAnsi="Arial" w:cs="Arial" w:hint="eastAsia"/>
+        </w:rPr>
+        <w:t xml:space="preserve">: </w:t>
+      </w:r>
+    </w:p>
+    <w:p>
+      <w:pPr>
+        <w:rPr>
+          <w:rFonts w:ascii="Arial" w:hAnsi="Arial" w:cs="Arial"/>
+        </w:rPr>
+      </w:pPr>
+      <w:r>
+        <w:rPr>
+          <w:noProof/>
         </w:rPr>
         <w:drawing>
-          <wp:inline distT="0" distB="0" distL="0" distR="0" wp14:anchorId="0D62720E" wp14:editId="5DDB71A5">
-            <wp:extent cx="5274310" cy="3907790"/>
-            <wp:effectExtent l="0" t="0" r="2540" b="0"/>
-            <wp:docPr id="2" name="图片 2"/>
+          <wp:inline distT="0" distB="0" distL="0" distR="0" wp14:anchorId="56C48E5F" wp14:editId="4D96C839">
+            <wp:extent cx="3380952" cy="390476"/>
+            <wp:effectExtent l="0" t="0" r="0" b="0"/>
+            <wp:docPr id="249752330" name="图片 1"/>
             <wp:cNvGraphicFramePr>
               <a:graphicFrameLocks xmlns:a="http://schemas.openxmlformats.org/drawingml/2006/main" noChangeAspect="1"/>
             </wp:cNvGraphicFramePr>
@@ -255,7 +755,7 @@
               <a:graphicData uri="http://schemas.openxmlformats.org/drawingml/2006/picture">
                 <pic:pic xmlns:pic="http://schemas.openxmlformats.org/drawingml/2006/picture">
                   <pic:nvPicPr>
-                    <pic:cNvPr id="1" name=""/>
+                    <pic:cNvPr id="249752330" name=""/>
                     <pic:cNvPicPr/>
                   </pic:nvPicPr>
                   <pic:blipFill>
@@ -267,7 +767,7 @@
                   <pic:spPr>
                     <a:xfrm>
                       <a:off x="0" y="0"/>
-                      <a:ext cx="5274310" cy="3907790"/>
+                      <a:ext cx="3380952" cy="390476"/>
                     </a:xfrm>
                     <a:prstGeom prst="rect">
                       <a:avLst/>
@@ -283,365 +783,84 @@
     <w:p>
       <w:pPr>
         <w:rPr>
-          <w:rFonts w:ascii="Times New Roman" w:hAnsi="Times New Roman" w:cs="Times New Roman"/>
-          <w:sz w:val="24"/>
-          <w:szCs w:val="24"/>
-        </w:rPr>
-      </w:pPr>
-      <w:proofErr w:type="spellStart"/>
-      <w:r>
-        <w:rPr>
-          <w:rFonts w:ascii="Times New Roman" w:hAnsi="Times New Roman" w:cs="Times New Roman"/>
-          <w:sz w:val="24"/>
-          <w:szCs w:val="24"/>
-        </w:rPr>
-        <w:t>Image_bin_size</w:t>
-      </w:r>
-      <w:proofErr w:type="spellEnd"/>
-      <w:r>
-        <w:rPr>
-          <w:rFonts w:ascii="Times New Roman" w:hAnsi="Times New Roman" w:cs="Times New Roman"/>
-          <w:sz w:val="24"/>
-          <w:szCs w:val="24"/>
-        </w:rPr>
-        <w:t>: radius used for the Gaussian Bleeding Kernel</w:t>
-      </w:r>
-    </w:p>
-    <w:p>
-      <w:pPr>
-        <w:rPr>
-          <w:rFonts w:ascii="Times New Roman" w:hAnsi="Times New Roman" w:cs="Times New Roman"/>
-          <w:sz w:val="24"/>
-          <w:szCs w:val="24"/>
-        </w:rPr>
-      </w:pPr>
-      <w:proofErr w:type="spellStart"/>
-      <w:r>
-        <w:rPr>
-          <w:rFonts w:ascii="Times New Roman" w:hAnsi="Times New Roman" w:cs="Times New Roman"/>
-          <w:sz w:val="24"/>
-          <w:szCs w:val="24"/>
-        </w:rPr>
-        <w:t>Min_points_percell</w:t>
-      </w:r>
-      <w:proofErr w:type="spellEnd"/>
-      <w:r>
-        <w:rPr>
-          <w:rFonts w:ascii="Times New Roman" w:hAnsi="Times New Roman" w:cs="Times New Roman"/>
-          <w:sz w:val="24"/>
-          <w:szCs w:val="24"/>
-        </w:rPr>
-        <w:t>: Only performed fitting if total molecule count is larger than this</w:t>
-      </w:r>
-    </w:p>
-    <w:p>
-      <w:pPr>
-        <w:rPr>
-          <w:rFonts w:ascii="Times New Roman" w:hAnsi="Times New Roman" w:cs="Times New Roman"/>
-          <w:sz w:val="24"/>
-          <w:szCs w:val="24"/>
-        </w:rPr>
-      </w:pPr>
-      <w:proofErr w:type="spellStart"/>
-      <w:r>
-        <w:rPr>
-          <w:rFonts w:ascii="Times New Roman" w:hAnsi="Times New Roman" w:cs="Times New Roman"/>
-          <w:sz w:val="24"/>
-          <w:szCs w:val="24"/>
-        </w:rPr>
-        <w:t>Sorting_thre</w:t>
-      </w:r>
-      <w:proofErr w:type="spellEnd"/>
-      <w:r>
-        <w:rPr>
-          <w:rFonts w:ascii="Times New Roman" w:hAnsi="Times New Roman" w:cs="Times New Roman"/>
-          <w:sz w:val="24"/>
-          <w:szCs w:val="24"/>
-        </w:rPr>
-        <w:t>: Maximum molecule count. The larger the better. However, it costs lots of computer memory</w:t>
-      </w:r>
-    </w:p>
-    <w:p>
-      <w:pPr>
-        <w:rPr>
-          <w:rFonts w:ascii="Times New Roman" w:hAnsi="Times New Roman" w:cs="Times New Roman"/>
-          <w:sz w:val="24"/>
-          <w:szCs w:val="24"/>
-        </w:rPr>
-      </w:pPr>
-      <w:proofErr w:type="spellStart"/>
-      <w:r>
-        <w:rPr>
-          <w:rFonts w:ascii="Times New Roman" w:hAnsi="Times New Roman" w:cs="Times New Roman"/>
-          <w:sz w:val="24"/>
-          <w:szCs w:val="24"/>
-        </w:rPr>
-        <w:t>Mode_trigger</w:t>
-      </w:r>
-      <w:proofErr w:type="spellEnd"/>
-      <w:r>
-        <w:rPr>
-          <w:rFonts w:ascii="Times New Roman" w:hAnsi="Times New Roman" w:cs="Times New Roman"/>
-          <w:sz w:val="24"/>
-          <w:szCs w:val="24"/>
-        </w:rPr>
-        <w:t>: Add X point to the displacement</w:t>
-      </w:r>
-    </w:p>
-    <w:p>
-      <w:pPr>
-        <w:rPr>
-          <w:rFonts w:ascii="Times New Roman" w:hAnsi="Times New Roman" w:cs="Times New Roman"/>
-          <w:sz w:val="24"/>
-          <w:szCs w:val="24"/>
-        </w:rPr>
-      </w:pPr>
-      <w:proofErr w:type="spellStart"/>
-      <w:r>
-        <w:rPr>
-          <w:rFonts w:ascii="Times New Roman" w:hAnsi="Times New Roman" w:cs="Times New Roman"/>
-          <w:sz w:val="24"/>
-          <w:szCs w:val="24"/>
-        </w:rPr>
-        <w:t>Disp_thre</w:t>
-      </w:r>
-      <w:proofErr w:type="spellEnd"/>
-      <w:r>
-        <w:rPr>
-          <w:rFonts w:ascii="Times New Roman" w:hAnsi="Times New Roman" w:cs="Times New Roman"/>
-          <w:sz w:val="24"/>
-          <w:szCs w:val="24"/>
-        </w:rPr>
-        <w:t>: the number you used in the step1</w:t>
-      </w:r>
-    </w:p>
-    <w:p>
-      <w:pPr>
-        <w:rPr>
-          <w:rFonts w:ascii="Times New Roman" w:hAnsi="Times New Roman" w:cs="Times New Roman"/>
-          <w:sz w:val="24"/>
-          <w:szCs w:val="24"/>
-        </w:rPr>
-      </w:pPr>
-      <w:proofErr w:type="spellStart"/>
-      <w:r>
-        <w:rPr>
-          <w:rFonts w:ascii="Times New Roman" w:hAnsi="Times New Roman" w:cs="Times New Roman"/>
-          <w:sz w:val="24"/>
-          <w:szCs w:val="24"/>
-        </w:rPr>
-        <w:t>Time_interval</w:t>
-      </w:r>
-      <w:proofErr w:type="spellEnd"/>
-      <w:r>
-        <w:rPr>
-          <w:rFonts w:ascii="Times New Roman" w:hAnsi="Times New Roman" w:cs="Times New Roman"/>
-          <w:sz w:val="24"/>
-          <w:szCs w:val="24"/>
-        </w:rPr>
-        <w:t>: the separation time</w:t>
-      </w:r>
-    </w:p>
-    <w:p>
-      <w:pPr>
-        <w:rPr>
-          <w:rFonts w:ascii="Times New Roman" w:hAnsi="Times New Roman" w:cs="Times New Roman"/>
-          <w:sz w:val="24"/>
-          <w:szCs w:val="24"/>
-        </w:rPr>
-      </w:pPr>
-      <w:proofErr w:type="spellStart"/>
-      <w:r>
-        <w:rPr>
-          <w:rFonts w:ascii="Times New Roman" w:hAnsi="Times New Roman" w:cs="Times New Roman"/>
-          <w:sz w:val="24"/>
-          <w:szCs w:val="24"/>
-        </w:rPr>
-        <w:t>Hist_bin_num</w:t>
-      </w:r>
-      <w:proofErr w:type="spellEnd"/>
-      <w:r>
-        <w:rPr>
-          <w:rFonts w:ascii="Times New Roman" w:hAnsi="Times New Roman" w:cs="Times New Roman"/>
-          <w:sz w:val="24"/>
-          <w:szCs w:val="24"/>
-        </w:rPr>
-        <w:t>: histogram bin number for constructing displacement histogram</w:t>
-      </w:r>
-    </w:p>
-    <w:p>
-      <w:pPr>
-        <w:rPr>
-          <w:rFonts w:ascii="Times New Roman" w:hAnsi="Times New Roman" w:cs="Times New Roman"/>
-          <w:sz w:val="24"/>
-          <w:szCs w:val="24"/>
-        </w:rPr>
-      </w:pPr>
-      <w:proofErr w:type="spellStart"/>
-      <w:r>
-        <w:rPr>
-          <w:rFonts w:ascii="Times New Roman" w:hAnsi="Times New Roman" w:cs="Times New Roman"/>
-          <w:sz w:val="24"/>
-          <w:szCs w:val="24"/>
-        </w:rPr>
-        <w:t>Pca_ratio_thre</w:t>
-      </w:r>
-      <w:proofErr w:type="spellEnd"/>
-      <w:r>
-        <w:rPr>
-          <w:rFonts w:ascii="Times New Roman" w:hAnsi="Times New Roman" w:cs="Times New Roman"/>
-          <w:sz w:val="24"/>
-          <w:szCs w:val="24"/>
-        </w:rPr>
-        <w:t>: for PCA analysis threshold. If all 2D, use 0.99. However, if there are some 1D motion. Use ~0.6</w:t>
-      </w:r>
-    </w:p>
-    <w:p>
-      <w:pPr>
-        <w:rPr>
-          <w:rFonts w:ascii="Times New Roman" w:hAnsi="Times New Roman" w:cs="Times New Roman"/>
-          <w:sz w:val="24"/>
-          <w:szCs w:val="24"/>
-        </w:rPr>
-      </w:pPr>
-      <w:proofErr w:type="spellStart"/>
-      <w:r>
-        <w:rPr>
-          <w:rFonts w:ascii="Times New Roman" w:hAnsi="Times New Roman" w:cs="Times New Roman"/>
-          <w:sz w:val="24"/>
-          <w:szCs w:val="24"/>
-        </w:rPr>
-        <w:t>Fitting_error</w:t>
-      </w:r>
-      <w:proofErr w:type="spellEnd"/>
-      <w:r>
-        <w:rPr>
-          <w:rFonts w:ascii="Times New Roman" w:hAnsi="Times New Roman" w:cs="Times New Roman"/>
-          <w:sz w:val="24"/>
-          <w:szCs w:val="24"/>
-        </w:rPr>
-        <w:t>: not used here</w:t>
-      </w:r>
-    </w:p>
-    <w:p>
-      <w:pPr>
-        <w:rPr>
-          <w:rFonts w:ascii="Times New Roman" w:hAnsi="Times New Roman" w:cs="Times New Roman"/>
-          <w:sz w:val="24"/>
-          <w:szCs w:val="24"/>
-        </w:rPr>
-      </w:pPr>
-      <w:proofErr w:type="spellStart"/>
-      <w:r>
-        <w:rPr>
-          <w:rFonts w:ascii="Times New Roman" w:hAnsi="Times New Roman" w:cs="Times New Roman"/>
-          <w:sz w:val="24"/>
-          <w:szCs w:val="24"/>
-        </w:rPr>
-        <w:t>Cpu_used</w:t>
-      </w:r>
-      <w:proofErr w:type="spellEnd"/>
-      <w:r>
-        <w:rPr>
-          <w:rFonts w:ascii="Times New Roman" w:hAnsi="Times New Roman" w:cs="Times New Roman"/>
-          <w:sz w:val="24"/>
-          <w:szCs w:val="24"/>
-        </w:rPr>
-        <w:t>: the Python program will use all your CPU. If you want to run other programs simultaneously. Here we used half of your CPU</w:t>
-      </w:r>
-    </w:p>
-    <w:p>
-      <w:pPr>
-        <w:rPr>
-          <w:rFonts w:ascii="Times New Roman" w:hAnsi="Times New Roman" w:cs="Times New Roman"/>
-          <w:sz w:val="24"/>
-          <w:szCs w:val="24"/>
-        </w:rPr>
-      </w:pPr>
-      <w:r>
-        <w:rPr>
-          <w:rFonts w:ascii="Times New Roman" w:hAnsi="Times New Roman" w:cs="Times New Roman"/>
-          <w:sz w:val="24"/>
-          <w:szCs w:val="24"/>
-        </w:rPr>
-        <w:t xml:space="preserve">The output is a bin file that can be loaded into insight3, with </w:t>
-      </w:r>
-      <w:proofErr w:type="spellStart"/>
-      <w:r>
-        <w:rPr>
-          <w:rFonts w:ascii="Times New Roman" w:hAnsi="Times New Roman" w:cs="Times New Roman"/>
-          <w:sz w:val="24"/>
-          <w:szCs w:val="24"/>
-        </w:rPr>
-        <w:t>Zc</w:t>
-      </w:r>
-      <w:proofErr w:type="spellEnd"/>
-      <w:r>
-        <w:rPr>
-          <w:rFonts w:ascii="Times New Roman" w:hAnsi="Times New Roman" w:cs="Times New Roman"/>
-          <w:sz w:val="24"/>
-          <w:szCs w:val="24"/>
-        </w:rPr>
-        <w:t xml:space="preserve"> is the diffusion rates</w:t>
-      </w:r>
-    </w:p>
-    <w:p>
-      <w:pPr>
-        <w:rPr>
-          <w:rFonts w:ascii="Times New Roman" w:hAnsi="Times New Roman" w:cs="Times New Roman"/>
-          <w:sz w:val="24"/>
-          <w:szCs w:val="24"/>
-        </w:rPr>
-      </w:pPr>
-    </w:p>
-    <w:p>
-      <w:pPr>
-        <w:rPr>
-          <w:rFonts w:ascii="Times New Roman" w:hAnsi="Times New Roman" w:cs="Times New Roman"/>
-          <w:b/>
-          <w:sz w:val="24"/>
-          <w:szCs w:val="24"/>
-        </w:rPr>
-      </w:pPr>
-      <w:r>
-        <w:rPr>
-          <w:rFonts w:ascii="Times New Roman" w:hAnsi="Times New Roman" w:cs="Times New Roman"/>
-          <w:b/>
-          <w:sz w:val="24"/>
-          <w:szCs w:val="24"/>
-        </w:rPr>
-        <w:t xml:space="preserve">3. </w:t>
-      </w:r>
-      <w:r>
-        <w:rPr>
-          <w:rFonts w:ascii="Times New Roman" w:hAnsi="Times New Roman" w:cs="Times New Roman"/>
-          <w:b/>
-          <w:sz w:val="24"/>
-          <w:szCs w:val="24"/>
-        </w:rPr>
-        <w:t>step3_visualization_pointcloud_TwoComp_1D2D</w:t>
-      </w:r>
-    </w:p>
-    <w:p>
-      <w:pPr>
-        <w:rPr>
-          <w:rFonts w:ascii="Times New Roman" w:hAnsi="Times New Roman" w:cs="Times New Roman"/>
-          <w:sz w:val="24"/>
-          <w:szCs w:val="24"/>
-        </w:rPr>
-      </w:pPr>
-      <w:r>
-        <w:rPr>
-          <w:rFonts w:ascii="Times New Roman" w:hAnsi="Times New Roman" w:cs="Times New Roman"/>
+          <w:rFonts w:ascii="Arial" w:hAnsi="Arial" w:cs="Arial"/>
+        </w:rPr>
+      </w:pPr>
+      <w:proofErr w:type="spellStart"/>
+      <w:r>
+        <w:rPr>
+          <w:rFonts w:ascii="Arial" w:hAnsi="Arial" w:cs="Arial"/>
+        </w:rPr>
+        <w:t>P</w:t>
+      </w:r>
+      <w:r>
+        <w:rPr>
+          <w:rFonts w:ascii="Arial" w:hAnsi="Arial" w:cs="Arial" w:hint="eastAsia"/>
+        </w:rPr>
+        <w:t>ixel_szie</w:t>
+      </w:r>
+      <w:proofErr w:type="spellEnd"/>
+      <w:r>
+        <w:rPr>
+          <w:rFonts w:ascii="Arial" w:hAnsi="Arial" w:cs="Arial" w:hint="eastAsia"/>
+        </w:rPr>
+        <w:t>: pixel size for the camera.</w:t>
+      </w:r>
+    </w:p>
+    <w:p>
+      <w:pPr>
+        <w:rPr>
+          <w:rFonts w:ascii="Arial" w:hAnsi="Arial" w:cs="Arial"/>
+        </w:rPr>
+      </w:pPr>
+      <w:proofErr w:type="spellStart"/>
+      <w:r>
+        <w:rPr>
+          <w:rFonts w:ascii="Arial" w:hAnsi="Arial" w:cs="Arial" w:hint="eastAsia"/>
+        </w:rPr>
+        <w:t>i</w:t>
+      </w:r>
+      <w:r>
+        <w:rPr>
+          <w:rFonts w:ascii="Arial" w:hAnsi="Arial" w:cs="Arial"/>
+        </w:rPr>
+        <w:t>mage_bin_size</w:t>
+      </w:r>
+      <w:proofErr w:type="spellEnd"/>
+      <w:r>
+        <w:rPr>
+          <w:rFonts w:ascii="Arial" w:hAnsi="Arial" w:cs="Arial"/>
+        </w:rPr>
+        <w:t xml:space="preserve">: radius used for the Gaussian </w:t>
+      </w:r>
+      <w:r>
+        <w:rPr>
+          <w:rFonts w:ascii="Arial" w:hAnsi="Arial" w:cs="Arial" w:hint="eastAsia"/>
+        </w:rPr>
+        <w:t xml:space="preserve">Convolution </w:t>
+      </w:r>
+      <w:r>
+        <w:rPr>
+          <w:rFonts w:ascii="Arial" w:hAnsi="Arial" w:cs="Arial"/>
+        </w:rPr>
+        <w:t>Kernel</w:t>
+      </w:r>
+    </w:p>
+    <w:p>
+      <w:pPr>
+        <w:rPr>
+          <w:rFonts w:ascii="Arial" w:hAnsi="Arial" w:cs="Arial"/>
+        </w:rPr>
+      </w:pPr>
+      <w:r>
+        <w:rPr>
           <w:noProof/>
-          <w:sz w:val="24"/>
-          <w:szCs w:val="24"/>
         </w:rPr>
         <w:drawing>
-          <wp:inline distT="0" distB="0" distL="0" distR="0" wp14:anchorId="4C7C4977" wp14:editId="3A9A4238">
-            <wp:extent cx="5274310" cy="3226435"/>
-            <wp:effectExtent l="0" t="0" r="2540" b="0"/>
-            <wp:docPr id="3" name="图片 3"/>
+          <wp:inline distT="0" distB="0" distL="0" distR="0" wp14:anchorId="2F025840" wp14:editId="080056F6">
+            <wp:extent cx="2190476" cy="219048"/>
+            <wp:effectExtent l="0" t="0" r="635" b="0"/>
+            <wp:docPr id="1850339507" name="图片 1"/>
             <wp:cNvGraphicFramePr>
               <a:graphicFrameLocks xmlns:a="http://schemas.openxmlformats.org/drawingml/2006/main" noChangeAspect="1"/>
             </wp:cNvGraphicFramePr>
@@ -649,7 +868,7 @@
               <a:graphicData uri="http://schemas.openxmlformats.org/drawingml/2006/picture">
                 <pic:pic xmlns:pic="http://schemas.openxmlformats.org/drawingml/2006/picture">
                   <pic:nvPicPr>
-                    <pic:cNvPr id="1" name=""/>
+                    <pic:cNvPr id="1850339507" name=""/>
                     <pic:cNvPicPr/>
                   </pic:nvPicPr>
                   <pic:blipFill>
@@ -661,7 +880,7 @@
                   <pic:spPr>
                     <a:xfrm>
                       <a:off x="0" y="0"/>
-                      <a:ext cx="5274310" cy="3226435"/>
+                      <a:ext cx="2190476" cy="219048"/>
                     </a:xfrm>
                     <a:prstGeom prst="rect">
                       <a:avLst/>
@@ -677,100 +896,767 @@
     <w:p>
       <w:pPr>
         <w:rPr>
-          <w:rFonts w:ascii="Times New Roman" w:hAnsi="Times New Roman" w:cs="Times New Roman"/>
-          <w:sz w:val="24"/>
-          <w:szCs w:val="24"/>
-        </w:rPr>
-      </w:pPr>
-      <w:proofErr w:type="spellStart"/>
-      <w:r>
-        <w:rPr>
-          <w:rFonts w:ascii="Times New Roman" w:hAnsi="Times New Roman" w:cs="Times New Roman"/>
-          <w:sz w:val="24"/>
-          <w:szCs w:val="24"/>
+          <w:rFonts w:ascii="Arial" w:hAnsi="Arial" w:cs="Arial"/>
+        </w:rPr>
+      </w:pPr>
+      <w:proofErr w:type="spellStart"/>
+      <w:r>
+        <w:rPr>
+          <w:rFonts w:ascii="Arial" w:hAnsi="Arial" w:cs="Arial"/>
+        </w:rPr>
+        <w:t>Min_points_percell</w:t>
+      </w:r>
+      <w:proofErr w:type="spellEnd"/>
+      <w:r>
+        <w:rPr>
+          <w:rFonts w:ascii="Arial" w:hAnsi="Arial" w:cs="Arial"/>
+        </w:rPr>
+        <w:t>: Only performed fitting if total molecule count is larger than this</w:t>
+      </w:r>
+    </w:p>
+    <w:p>
+      <w:pPr>
+        <w:rPr>
+          <w:rFonts w:ascii="Arial" w:hAnsi="Arial" w:cs="Arial"/>
+        </w:rPr>
+      </w:pPr>
+      <w:r>
+        <w:rPr>
+          <w:noProof/>
+        </w:rPr>
+        <w:drawing>
+          <wp:inline distT="0" distB="0" distL="0" distR="0" wp14:anchorId="456C3C86" wp14:editId="645ABAD1">
+            <wp:extent cx="3790476" cy="419048"/>
+            <wp:effectExtent l="0" t="0" r="635" b="635"/>
+            <wp:docPr id="1428645250" name="图片 1"/>
+            <wp:cNvGraphicFramePr>
+              <a:graphicFrameLocks xmlns:a="http://schemas.openxmlformats.org/drawingml/2006/main" noChangeAspect="1"/>
+            </wp:cNvGraphicFramePr>
+            <a:graphic xmlns:a="http://schemas.openxmlformats.org/drawingml/2006/main">
+              <a:graphicData uri="http://schemas.openxmlformats.org/drawingml/2006/picture">
+                <pic:pic xmlns:pic="http://schemas.openxmlformats.org/drawingml/2006/picture">
+                  <pic:nvPicPr>
+                    <pic:cNvPr id="1428645250" name=""/>
+                    <pic:cNvPicPr/>
+                  </pic:nvPicPr>
+                  <pic:blipFill>
+                    <a:blip r:embed="rId9"/>
+                    <a:stretch>
+                      <a:fillRect/>
+                    </a:stretch>
+                  </pic:blipFill>
+                  <pic:spPr>
+                    <a:xfrm>
+                      <a:off x="0" y="0"/>
+                      <a:ext cx="3790476" cy="419048"/>
+                    </a:xfrm>
+                    <a:prstGeom prst="rect">
+                      <a:avLst/>
+                    </a:prstGeom>
+                  </pic:spPr>
+                </pic:pic>
+              </a:graphicData>
+            </a:graphic>
+          </wp:inline>
+        </w:drawing>
+      </w:r>
+      <w:r>
+        <w:rPr>
+          <w:rFonts w:ascii="Arial" w:hAnsi="Arial" w:cs="Arial"/>
+        </w:rPr>
+        <w:t xml:space="preserve"> </w:t>
+      </w:r>
+    </w:p>
+    <w:p>
+      <w:pPr>
+        <w:rPr>
+          <w:rFonts w:ascii="Arial" w:hAnsi="Arial" w:cs="Arial"/>
+        </w:rPr>
+      </w:pPr>
+      <w:proofErr w:type="spellStart"/>
+      <w:r>
+        <w:rPr>
+          <w:rFonts w:ascii="Arial" w:hAnsi="Arial" w:cs="Arial"/>
         </w:rPr>
         <w:t>Disp_thre</w:t>
       </w:r>
       <w:proofErr w:type="spellEnd"/>
       <w:r>
         <w:rPr>
-          <w:rFonts w:ascii="Times New Roman" w:hAnsi="Times New Roman" w:cs="Times New Roman"/>
-          <w:sz w:val="24"/>
-          <w:szCs w:val="24"/>
-        </w:rPr>
-        <w:t>: the value you used in step1 and step2</w:t>
-      </w:r>
-    </w:p>
-    <w:p>
-      <w:pPr>
-        <w:rPr>
-          <w:rFonts w:ascii="Times New Roman" w:hAnsi="Times New Roman" w:cs="Times New Roman"/>
-          <w:sz w:val="24"/>
-          <w:szCs w:val="24"/>
-        </w:rPr>
-      </w:pPr>
-      <w:proofErr w:type="spellStart"/>
-      <w:r>
-        <w:rPr>
-          <w:rFonts w:ascii="Times New Roman" w:hAnsi="Times New Roman" w:cs="Times New Roman"/>
-          <w:sz w:val="24"/>
-          <w:szCs w:val="24"/>
-        </w:rPr>
-        <w:t>D_high</w:t>
-      </w:r>
-      <w:proofErr w:type="spellEnd"/>
-      <w:r>
-        <w:rPr>
-          <w:rFonts w:ascii="Times New Roman" w:hAnsi="Times New Roman" w:cs="Times New Roman"/>
-          <w:sz w:val="24"/>
-          <w:szCs w:val="24"/>
-        </w:rPr>
-        <w:t xml:space="preserve"> and low, the scale of D</w:t>
-      </w:r>
-    </w:p>
-    <w:p>
-      <w:pPr>
-        <w:rPr>
-          <w:rFonts w:ascii="Times New Roman" w:hAnsi="Times New Roman" w:cs="Times New Roman"/>
-          <w:sz w:val="24"/>
-          <w:szCs w:val="24"/>
-        </w:rPr>
-      </w:pPr>
-      <w:r>
-        <w:rPr>
-          <w:rFonts w:ascii="Times New Roman" w:hAnsi="Times New Roman" w:cs="Times New Roman"/>
-          <w:sz w:val="24"/>
-          <w:szCs w:val="24"/>
-        </w:rPr>
-        <w:t>Component: Do you want to use two-components fitting for your selected area?</w:t>
-      </w:r>
-    </w:p>
-    <w:p>
-      <w:pPr>
-        <w:rPr>
-          <w:rFonts w:ascii="Times New Roman" w:hAnsi="Times New Roman" w:cs="Times New Roman"/>
-          <w:sz w:val="24"/>
-          <w:szCs w:val="24"/>
-        </w:rPr>
-      </w:pPr>
-      <w:proofErr w:type="spellStart"/>
-      <w:r>
-        <w:rPr>
-          <w:rFonts w:ascii="Times New Roman" w:hAnsi="Times New Roman" w:cs="Times New Roman"/>
-          <w:sz w:val="24"/>
-          <w:szCs w:val="24"/>
-        </w:rPr>
-        <w:t>Per_mol_shown</w:t>
-      </w:r>
-      <w:proofErr w:type="spellEnd"/>
-      <w:r>
-        <w:rPr>
-          <w:rFonts w:ascii="Times New Roman" w:hAnsi="Times New Roman" w:cs="Times New Roman"/>
-          <w:sz w:val="24"/>
-          <w:szCs w:val="24"/>
-        </w:rPr>
-        <w:t>: percentage of molecule shown in the figure. Smaller will make the program running faster.</w:t>
-      </w:r>
+          <w:rFonts w:ascii="Arial" w:hAnsi="Arial" w:cs="Arial"/>
+        </w:rPr>
+        <w:t>: the number you used in the step1</w:t>
+      </w:r>
+    </w:p>
+    <w:p>
+      <w:pPr>
+        <w:rPr>
+          <w:rFonts w:ascii="Arial" w:hAnsi="Arial" w:cs="Arial"/>
+        </w:rPr>
+      </w:pPr>
+      <w:proofErr w:type="spellStart"/>
+      <w:r>
+        <w:rPr>
+          <w:rFonts w:ascii="Arial" w:hAnsi="Arial" w:cs="Arial"/>
+        </w:rPr>
+        <w:t>Time_interval</w:t>
+      </w:r>
+      <w:proofErr w:type="spellEnd"/>
+      <w:r>
+        <w:rPr>
+          <w:rFonts w:ascii="Arial" w:hAnsi="Arial" w:cs="Arial"/>
+        </w:rPr>
+        <w:t>: the separation time</w:t>
+      </w:r>
+      <w:r>
+        <w:rPr>
+          <w:rFonts w:ascii="Arial" w:hAnsi="Arial" w:cs="Arial" w:hint="eastAsia"/>
+        </w:rPr>
+        <w:t xml:space="preserve"> of two consecutive frames</w:t>
+      </w:r>
+    </w:p>
+    <w:p>
+      <w:pPr>
+        <w:rPr>
+          <w:rFonts w:ascii="Arial" w:hAnsi="Arial" w:cs="Arial"/>
+        </w:rPr>
+      </w:pPr>
+      <w:r>
+        <w:rPr>
+          <w:noProof/>
+        </w:rPr>
+        <w:drawing>
+          <wp:inline distT="0" distB="0" distL="0" distR="0" wp14:anchorId="60E15F06" wp14:editId="41074E55">
+            <wp:extent cx="4428571" cy="200000"/>
+            <wp:effectExtent l="0" t="0" r="0" b="0"/>
+            <wp:docPr id="867358763" name="图片 1"/>
+            <wp:cNvGraphicFramePr>
+              <a:graphicFrameLocks xmlns:a="http://schemas.openxmlformats.org/drawingml/2006/main" noChangeAspect="1"/>
+            </wp:cNvGraphicFramePr>
+            <a:graphic xmlns:a="http://schemas.openxmlformats.org/drawingml/2006/main">
+              <a:graphicData uri="http://schemas.openxmlformats.org/drawingml/2006/picture">
+                <pic:pic xmlns:pic="http://schemas.openxmlformats.org/drawingml/2006/picture">
+                  <pic:nvPicPr>
+                    <pic:cNvPr id="867358763" name=""/>
+                    <pic:cNvPicPr/>
+                  </pic:nvPicPr>
+                  <pic:blipFill>
+                    <a:blip r:embed="rId10"/>
+                    <a:stretch>
+                      <a:fillRect/>
+                    </a:stretch>
+                  </pic:blipFill>
+                  <pic:spPr>
+                    <a:xfrm>
+                      <a:off x="0" y="0"/>
+                      <a:ext cx="4428571" cy="200000"/>
+                    </a:xfrm>
+                    <a:prstGeom prst="rect">
+                      <a:avLst/>
+                    </a:prstGeom>
+                  </pic:spPr>
+                </pic:pic>
+              </a:graphicData>
+            </a:graphic>
+          </wp:inline>
+        </w:drawing>
+      </w:r>
+    </w:p>
+    <w:p>
+      <w:pPr>
+        <w:rPr>
+          <w:rFonts w:ascii="Arial" w:hAnsi="Arial" w:cs="Arial"/>
+        </w:rPr>
+      </w:pPr>
+      <w:proofErr w:type="spellStart"/>
+      <w:r>
+        <w:rPr>
+          <w:rFonts w:ascii="Arial" w:hAnsi="Arial" w:cs="Arial"/>
+        </w:rPr>
+        <w:t>Hist_bin_num</w:t>
+      </w:r>
+      <w:proofErr w:type="spellEnd"/>
+      <w:r>
+        <w:rPr>
+          <w:rFonts w:ascii="Arial" w:hAnsi="Arial" w:cs="Arial"/>
+        </w:rPr>
+        <w:t>: histogram bin number for constructing displacement histogram</w:t>
+      </w:r>
+    </w:p>
+    <w:p>
+      <w:pPr>
+        <w:rPr>
+          <w:rFonts w:ascii="Arial" w:hAnsi="Arial" w:cs="Arial"/>
+        </w:rPr>
+      </w:pPr>
+      <w:r>
+        <w:rPr>
+          <w:noProof/>
+        </w:rPr>
+        <w:drawing>
+          <wp:inline distT="0" distB="0" distL="0" distR="0" wp14:anchorId="186D0C78" wp14:editId="2A840FCB">
+            <wp:extent cx="2266667" cy="523810"/>
+            <wp:effectExtent l="0" t="0" r="635" b="0"/>
+            <wp:docPr id="1239155933" name="图片 1"/>
+            <wp:cNvGraphicFramePr>
+              <a:graphicFrameLocks xmlns:a="http://schemas.openxmlformats.org/drawingml/2006/main" noChangeAspect="1"/>
+            </wp:cNvGraphicFramePr>
+            <a:graphic xmlns:a="http://schemas.openxmlformats.org/drawingml/2006/main">
+              <a:graphicData uri="http://schemas.openxmlformats.org/drawingml/2006/picture">
+                <pic:pic xmlns:pic="http://schemas.openxmlformats.org/drawingml/2006/picture">
+                  <pic:nvPicPr>
+                    <pic:cNvPr id="1239155933" name=""/>
+                    <pic:cNvPicPr/>
+                  </pic:nvPicPr>
+                  <pic:blipFill>
+                    <a:blip r:embed="rId11"/>
+                    <a:stretch>
+                      <a:fillRect/>
+                    </a:stretch>
+                  </pic:blipFill>
+                  <pic:spPr>
+                    <a:xfrm>
+                      <a:off x="0" y="0"/>
+                      <a:ext cx="2266667" cy="523810"/>
+                    </a:xfrm>
+                    <a:prstGeom prst="rect">
+                      <a:avLst/>
+                    </a:prstGeom>
+                  </pic:spPr>
+                </pic:pic>
+              </a:graphicData>
+            </a:graphic>
+          </wp:inline>
+        </w:drawing>
+      </w:r>
+    </w:p>
+    <w:p>
+      <w:pPr>
+        <w:rPr>
+          <w:rFonts w:ascii="Arial" w:hAnsi="Arial" w:cs="Arial"/>
+        </w:rPr>
+      </w:pPr>
+      <w:proofErr w:type="spellStart"/>
+      <w:r>
+        <w:rPr>
+          <w:rFonts w:ascii="Arial" w:hAnsi="Arial" w:cs="Arial"/>
+        </w:rPr>
+        <w:lastRenderedPageBreak/>
+        <w:t>Pca_ratio_thre</w:t>
+      </w:r>
+      <w:proofErr w:type="spellEnd"/>
+      <w:r>
+        <w:rPr>
+          <w:rFonts w:ascii="Arial" w:hAnsi="Arial" w:cs="Arial"/>
+        </w:rPr>
+        <w:t>: for PCA analysis threshold. If all 2D, use 0.99. However, if there are some 1D motion. Use ~0.6</w:t>
+      </w:r>
+    </w:p>
+    <w:p>
+      <w:pPr>
+        <w:rPr>
+          <w:rFonts w:ascii="Arial" w:hAnsi="Arial" w:cs="Arial"/>
+        </w:rPr>
+      </w:pPr>
+      <w:r>
+        <w:rPr>
+          <w:noProof/>
+        </w:rPr>
+        <w:drawing>
+          <wp:inline distT="0" distB="0" distL="0" distR="0" wp14:anchorId="3854F358" wp14:editId="2E084592">
+            <wp:extent cx="2866667" cy="428571"/>
+            <wp:effectExtent l="0" t="0" r="0" b="0"/>
+            <wp:docPr id="814228578" name="图片 1"/>
+            <wp:cNvGraphicFramePr>
+              <a:graphicFrameLocks xmlns:a="http://schemas.openxmlformats.org/drawingml/2006/main" noChangeAspect="1"/>
+            </wp:cNvGraphicFramePr>
+            <a:graphic xmlns:a="http://schemas.openxmlformats.org/drawingml/2006/main">
+              <a:graphicData uri="http://schemas.openxmlformats.org/drawingml/2006/picture">
+                <pic:pic xmlns:pic="http://schemas.openxmlformats.org/drawingml/2006/picture">
+                  <pic:nvPicPr>
+                    <pic:cNvPr id="814228578" name=""/>
+                    <pic:cNvPicPr/>
+                  </pic:nvPicPr>
+                  <pic:blipFill>
+                    <a:blip r:embed="rId12"/>
+                    <a:stretch>
+                      <a:fillRect/>
+                    </a:stretch>
+                  </pic:blipFill>
+                  <pic:spPr>
+                    <a:xfrm>
+                      <a:off x="0" y="0"/>
+                      <a:ext cx="2866667" cy="428571"/>
+                    </a:xfrm>
+                    <a:prstGeom prst="rect">
+                      <a:avLst/>
+                    </a:prstGeom>
+                  </pic:spPr>
+                </pic:pic>
+              </a:graphicData>
+            </a:graphic>
+          </wp:inline>
+        </w:drawing>
+      </w:r>
+    </w:p>
+    <w:p>
+      <w:pPr>
+        <w:rPr>
+          <w:rFonts w:ascii="Arial" w:hAnsi="Arial" w:cs="Arial"/>
+        </w:rPr>
+      </w:pPr>
+      <w:proofErr w:type="spellStart"/>
+      <w:r>
+        <w:rPr>
+          <w:rFonts w:ascii="Arial" w:hAnsi="Arial" w:cs="Arial"/>
+        </w:rPr>
+        <w:t>Cpu_used</w:t>
+      </w:r>
+      <w:proofErr w:type="spellEnd"/>
+      <w:r>
+        <w:rPr>
+          <w:rFonts w:ascii="Arial" w:hAnsi="Arial" w:cs="Arial"/>
+        </w:rPr>
+        <w:t xml:space="preserve">: </w:t>
+      </w:r>
+      <w:r>
+        <w:rPr>
+          <w:rFonts w:ascii="Arial" w:hAnsi="Arial" w:cs="Arial" w:hint="eastAsia"/>
+        </w:rPr>
+        <w:t>How many CPU will you use for running this program</w:t>
+      </w:r>
+    </w:p>
+    <w:p>
+      <w:pPr>
+        <w:rPr>
+          <w:rFonts w:ascii="Arial" w:hAnsi="Arial" w:cs="Arial"/>
+        </w:rPr>
+      </w:pPr>
+      <w:r>
+        <w:rPr>
+          <w:rFonts w:ascii="Arial" w:hAnsi="Arial" w:cs="Arial" w:hint="eastAsia"/>
+          <w:b/>
+          <w:bCs/>
+        </w:rPr>
+        <w:t>Output:</w:t>
+      </w:r>
+      <w:r>
+        <w:rPr>
+          <w:rFonts w:ascii="Arial" w:hAnsi="Arial" w:cs="Arial"/>
+          <w:b/>
+          <w:bCs/>
+        </w:rPr>
+        <w:t xml:space="preserve"> </w:t>
+      </w:r>
+      <w:r>
+        <w:rPr>
+          <w:rFonts w:ascii="Arial" w:hAnsi="Arial" w:cs="Arial" w:hint="eastAsia"/>
+        </w:rPr>
+        <w:t xml:space="preserve">a binary file (.bin), containing the following data type for identified single molecules. The diffusion coefficients were stored in </w:t>
+      </w:r>
+      <w:proofErr w:type="spellStart"/>
+      <w:r>
+        <w:rPr>
+          <w:rFonts w:ascii="Arial" w:hAnsi="Arial" w:cs="Arial" w:hint="eastAsia"/>
+        </w:rPr>
+        <w:t>Zc</w:t>
+      </w:r>
+      <w:proofErr w:type="spellEnd"/>
+      <w:r>
+        <w:rPr>
+          <w:rFonts w:ascii="Arial" w:hAnsi="Arial" w:cs="Arial" w:hint="eastAsia"/>
+        </w:rPr>
+        <w:t>, and the diffusion angles were stored in Z:</w:t>
+      </w:r>
+    </w:p>
+    <w:p>
+      <w:pPr>
+        <w:rPr>
+          <w:rFonts w:ascii="Arial" w:hAnsi="Arial" w:cs="Arial"/>
+        </w:rPr>
+      </w:pPr>
+      <w:proofErr w:type="spellStart"/>
+      <w:r>
+        <w:rPr>
+          <w:rFonts w:ascii="Arial" w:hAnsi="Arial" w:cs="Arial" w:hint="eastAsia"/>
+        </w:rPr>
+        <w:t>data_type</w:t>
+      </w:r>
+      <w:proofErr w:type="spellEnd"/>
+      <w:r>
+        <w:rPr>
+          <w:rFonts w:ascii="Arial" w:hAnsi="Arial" w:cs="Arial" w:hint="eastAsia"/>
+        </w:rPr>
+        <w:t xml:space="preserve"> = </w:t>
+      </w:r>
+      <w:proofErr w:type="spellStart"/>
+      <w:r>
+        <w:rPr>
+          <w:rFonts w:ascii="Arial" w:hAnsi="Arial" w:cs="Arial" w:hint="eastAsia"/>
+        </w:rPr>
+        <w:t>np.dtype</w:t>
+      </w:r>
+      <w:proofErr w:type="spellEnd"/>
+      <w:r>
+        <w:rPr>
+          <w:rFonts w:ascii="Arial" w:hAnsi="Arial" w:cs="Arial" w:hint="eastAsia"/>
+        </w:rPr>
+        <w:t>([('X', np.float32), ('Y', np.float32), ('</w:t>
+      </w:r>
+      <w:proofErr w:type="spellStart"/>
+      <w:r>
+        <w:rPr>
+          <w:rFonts w:ascii="Arial" w:hAnsi="Arial" w:cs="Arial" w:hint="eastAsia"/>
+        </w:rPr>
+        <w:t>Xc</w:t>
+      </w:r>
+      <w:proofErr w:type="spellEnd"/>
+      <w:r>
+        <w:rPr>
+          <w:rFonts w:ascii="Arial" w:hAnsi="Arial" w:cs="Arial" w:hint="eastAsia"/>
+        </w:rPr>
+        <w:t>', np.float32), ('</w:t>
+      </w:r>
+      <w:proofErr w:type="spellStart"/>
+      <w:r>
+        <w:rPr>
+          <w:rFonts w:ascii="Arial" w:hAnsi="Arial" w:cs="Arial" w:hint="eastAsia"/>
+        </w:rPr>
+        <w:t>Yc</w:t>
+      </w:r>
+      <w:proofErr w:type="spellEnd"/>
+      <w:r>
+        <w:rPr>
+          <w:rFonts w:ascii="Arial" w:hAnsi="Arial" w:cs="Arial" w:hint="eastAsia"/>
+        </w:rPr>
+        <w:t>', np.float32), ('Height', np.float32), ('Area', np.float32), ('Width', np.float32), ('Phi', np.float32),  ('Ax', np.float32), ('BG', np.float32), ('I', np.float32), ('Category', np.int32),  ('Valid', np.int32), ('Frame', np.int32), ('Length', np.int32), ('Link', np.int32),  ('Z', np.float32), ('</w:t>
+      </w:r>
+      <w:proofErr w:type="spellStart"/>
+      <w:r>
+        <w:rPr>
+          <w:rFonts w:ascii="Arial" w:hAnsi="Arial" w:cs="Arial" w:hint="eastAsia"/>
+        </w:rPr>
+        <w:t>Zc</w:t>
+      </w:r>
+      <w:proofErr w:type="spellEnd"/>
+      <w:r>
+        <w:rPr>
+          <w:rFonts w:ascii="Arial" w:hAnsi="Arial" w:cs="Arial" w:hint="eastAsia"/>
+        </w:rPr>
+        <w:t>', np.float32)])</w:t>
+      </w:r>
+      <w:r>
+        <w:rPr>
+          <w:rFonts w:ascii="Arial" w:hAnsi="Arial" w:cs="Arial" w:hint="eastAsia"/>
+        </w:rPr>
+        <w:t>.</w:t>
+      </w:r>
+    </w:p>
+    <w:p>
+      <w:pPr>
+        <w:rPr>
+          <w:rFonts w:ascii="Arial" w:hAnsi="Arial" w:cs="Arial"/>
+        </w:rPr>
+      </w:pPr>
+      <w:r>
+        <w:rPr>
+          <w:rFonts w:ascii="Arial" w:hAnsi="Arial" w:cs="Arial"/>
+        </w:rPr>
+        <w:t xml:space="preserve">The DREAM image can be reconstructed by opening the binary file with open-source SMLM image-processing software, such as Insight3 developed by Bo Huang and Xiaowei Zhuang. In the reconstructed image, color encodes the </w:t>
+      </w:r>
+      <w:proofErr w:type="spellStart"/>
+      <w:r>
+        <w:rPr>
+          <w:rFonts w:ascii="Arial" w:hAnsi="Arial" w:cs="Arial"/>
+        </w:rPr>
+        <w:t>Zc</w:t>
+      </w:r>
+      <w:proofErr w:type="spellEnd"/>
+      <w:r>
+        <w:rPr>
+          <w:rFonts w:ascii="Arial" w:hAnsi="Arial" w:cs="Arial"/>
+        </w:rPr>
+        <w:t xml:space="preserve"> value, which represents the local diffusion coefficient.</w:t>
+      </w:r>
+    </w:p>
+    <w:p>
+      <w:pPr>
+        <w:rPr>
+          <w:rFonts w:ascii="Arial" w:hAnsi="Arial" w:cs="Arial"/>
+        </w:rPr>
+      </w:pPr>
+      <w:r>
+        <w:rPr>
+          <w:rFonts w:ascii="Arial" w:hAnsi="Arial" w:cs="Arial" w:hint="eastAsia"/>
+        </w:rPr>
+        <w:t xml:space="preserve">Another output </w:t>
+      </w:r>
+      <w:r>
+        <w:rPr>
+          <w:rFonts w:ascii="Arial" w:hAnsi="Arial" w:cs="Arial" w:hint="eastAsia"/>
+        </w:rPr>
+        <w:t>file</w:t>
+      </w:r>
+      <w:r>
+        <w:rPr>
+          <w:rFonts w:ascii="Arial" w:hAnsi="Arial" w:cs="Arial" w:hint="eastAsia"/>
+        </w:rPr>
+        <w:t xml:space="preserve"> ending with </w:t>
+      </w:r>
+      <w:proofErr w:type="gramStart"/>
+      <w:r>
+        <w:rPr>
+          <w:rFonts w:ascii="Arial" w:hAnsi="Arial" w:cs="Arial"/>
+        </w:rPr>
+        <w:t>“</w:t>
+      </w:r>
+      <w:r>
+        <w:rPr>
+          <w:rFonts w:ascii="Arial" w:hAnsi="Arial" w:cs="Arial" w:hint="eastAsia"/>
+        </w:rPr>
+        <w:t>.</w:t>
+      </w:r>
+      <w:proofErr w:type="spellStart"/>
+      <w:r>
+        <w:rPr>
+          <w:rFonts w:ascii="Arial" w:hAnsi="Arial" w:cs="Arial" w:hint="eastAsia"/>
+        </w:rPr>
+        <w:t>npy</w:t>
+      </w:r>
+      <w:proofErr w:type="spellEnd"/>
+      <w:proofErr w:type="gramEnd"/>
+      <w:r>
+        <w:rPr>
+          <w:rFonts w:ascii="Arial" w:hAnsi="Arial" w:cs="Arial"/>
+        </w:rPr>
+        <w:t>”</w:t>
+      </w:r>
+      <w:r>
+        <w:rPr>
+          <w:rFonts w:ascii="Arial" w:hAnsi="Arial" w:cs="Arial" w:hint="eastAsia"/>
+        </w:rPr>
+        <w:t xml:space="preserve"> stores all the displacement histograms for each single </w:t>
+      </w:r>
+      <w:proofErr w:type="gramStart"/>
+      <w:r>
+        <w:rPr>
+          <w:rFonts w:ascii="Arial" w:hAnsi="Arial" w:cs="Arial" w:hint="eastAsia"/>
+        </w:rPr>
+        <w:t>molecules</w:t>
+      </w:r>
+      <w:proofErr w:type="gramEnd"/>
+      <w:r>
+        <w:rPr>
+          <w:rFonts w:ascii="Arial" w:hAnsi="Arial" w:cs="Arial" w:hint="eastAsia"/>
+        </w:rPr>
+        <w:t>.</w:t>
+      </w:r>
+    </w:p>
+    <w:p>
+      <w:pPr>
+        <w:rPr>
+          <w:rFonts w:ascii="Arial" w:hAnsi="Arial" w:cs="Arial"/>
+        </w:rPr>
+      </w:pPr>
+    </w:p>
+    <w:p>
+      <w:pPr>
+        <w:rPr>
+          <w:rFonts w:ascii="Arial" w:hAnsi="Arial" w:cs="Arial"/>
+          <w:b/>
+          <w:bCs/>
+          <w:sz w:val="28"/>
+          <w:szCs w:val="32"/>
+        </w:rPr>
+      </w:pPr>
+      <w:r>
+        <w:rPr>
+          <w:rFonts w:ascii="Arial" w:hAnsi="Arial" w:cs="Arial" w:hint="eastAsia"/>
+          <w:b/>
+          <w:bCs/>
+          <w:sz w:val="28"/>
+          <w:szCs w:val="32"/>
+        </w:rPr>
+        <w:t xml:space="preserve">Examples of Raw data is </w:t>
+      </w:r>
+      <w:r>
+        <w:rPr>
+          <w:rFonts w:ascii="Arial" w:hAnsi="Arial" w:cs="Arial" w:hint="eastAsia"/>
+          <w:b/>
+          <w:bCs/>
+          <w:sz w:val="28"/>
+          <w:szCs w:val="32"/>
+        </w:rPr>
+        <w:t>shared via cloud drive</w:t>
+      </w:r>
+      <w:r>
+        <w:rPr>
+          <w:rFonts w:ascii="Arial" w:hAnsi="Arial" w:cs="Arial" w:hint="eastAsia"/>
+          <w:b/>
+          <w:bCs/>
+          <w:sz w:val="28"/>
+          <w:szCs w:val="32"/>
+        </w:rPr>
+        <w:t>, named with</w:t>
+      </w:r>
+      <w:r>
+        <w:rPr>
+          <w:rFonts w:ascii="Arial" w:hAnsi="Arial" w:cs="Arial" w:hint="eastAsia"/>
+          <w:b/>
+          <w:bCs/>
+          <w:sz w:val="28"/>
+          <w:szCs w:val="32"/>
+        </w:rPr>
+        <w:t>:</w:t>
+      </w:r>
+    </w:p>
+    <w:p>
+      <w:pPr>
+        <w:rPr>
+          <w:rFonts w:ascii="Arial" w:hAnsi="Arial" w:cs="Arial"/>
+          <w:b/>
+          <w:bCs/>
+          <w:sz w:val="28"/>
+          <w:szCs w:val="32"/>
+        </w:rPr>
+      </w:pPr>
+      <w:r>
+        <w:rPr>
+          <w:b/>
+          <w:bCs/>
+          <w:noProof/>
+          <w:sz w:val="28"/>
+          <w:szCs w:val="32"/>
+        </w:rPr>
+        <w:drawing>
+          <wp:inline distT="0" distB="0" distL="0" distR="0" wp14:anchorId="7BE012D8" wp14:editId="5E3FF3D5">
+            <wp:extent cx="4200000" cy="1266667"/>
+            <wp:effectExtent l="0" t="0" r="0" b="0"/>
+            <wp:docPr id="671205301" name="图片 1"/>
+            <wp:cNvGraphicFramePr>
+              <a:graphicFrameLocks xmlns:a="http://schemas.openxmlformats.org/drawingml/2006/main" noChangeAspect="1"/>
+            </wp:cNvGraphicFramePr>
+            <a:graphic xmlns:a="http://schemas.openxmlformats.org/drawingml/2006/main">
+              <a:graphicData uri="http://schemas.openxmlformats.org/drawingml/2006/picture">
+                <pic:pic xmlns:pic="http://schemas.openxmlformats.org/drawingml/2006/picture">
+                  <pic:nvPicPr>
+                    <pic:cNvPr id="671205301" name=""/>
+                    <pic:cNvPicPr/>
+                  </pic:nvPicPr>
+                  <pic:blipFill>
+                    <a:blip r:embed="rId13"/>
+                    <a:stretch>
+                      <a:fillRect/>
+                    </a:stretch>
+                  </pic:blipFill>
+                  <pic:spPr>
+                    <a:xfrm>
+                      <a:off x="0" y="0"/>
+                      <a:ext cx="4200000" cy="1266667"/>
+                    </a:xfrm>
+                    <a:prstGeom prst="rect">
+                      <a:avLst/>
+                    </a:prstGeom>
+                  </pic:spPr>
+                </pic:pic>
+              </a:graphicData>
+            </a:graphic>
+          </wp:inline>
+        </w:drawing>
+      </w:r>
+    </w:p>
+    <w:p>
+      <w:pPr>
+        <w:rPr>
+          <w:rFonts w:ascii="Arial" w:hAnsi="Arial" w:cs="Arial"/>
+          <w:b/>
+          <w:bCs/>
+          <w:sz w:val="28"/>
+          <w:szCs w:val="32"/>
+        </w:rPr>
+      </w:pPr>
+      <w:r>
+        <w:rPr>
+          <w:rFonts w:ascii="Arial" w:hAnsi="Arial" w:cs="Arial" w:hint="eastAsia"/>
+          <w:b/>
+          <w:bCs/>
+          <w:sz w:val="28"/>
+          <w:szCs w:val="32"/>
+        </w:rPr>
+        <w:t xml:space="preserve">The link is: </w:t>
+      </w:r>
+    </w:p>
+    <w:p>
+      <w:pPr>
+        <w:rPr>
+          <w:rFonts w:ascii="Arial" w:hAnsi="Arial" w:cs="Arial"/>
+          <w:b/>
+          <w:bCs/>
+          <w:sz w:val="28"/>
+          <w:szCs w:val="32"/>
+        </w:rPr>
+      </w:pPr>
+      <w:hyperlink r:id="rId14" w:history="1">
+        <w:r>
+          <w:rPr>
+            <w:rStyle w:val="a7"/>
+            <w:rFonts w:ascii="Arial" w:hAnsi="Arial" w:cs="Arial" w:hint="eastAsia"/>
+            <w:b/>
+            <w:bCs/>
+            <w:sz w:val="28"/>
+            <w:szCs w:val="32"/>
+          </w:rPr>
+          <w:t>https://pan.baidu.com/s/1W2e7N5b5t-470BseVRwNOA?pwd=DREA</w:t>
+        </w:r>
+      </w:hyperlink>
+      <w:r>
+        <w:rPr>
+          <w:rFonts w:ascii="Arial" w:hAnsi="Arial" w:cs="Arial" w:hint="eastAsia"/>
+          <w:b/>
+          <w:bCs/>
+          <w:sz w:val="28"/>
+          <w:szCs w:val="32"/>
+        </w:rPr>
+        <w:t xml:space="preserve"> </w:t>
+      </w:r>
+    </w:p>
+    <w:p>
+      <w:pPr>
+        <w:rPr>
+          <w:rFonts w:ascii="Arial" w:hAnsi="Arial" w:cs="Arial"/>
+          <w:b/>
+          <w:bCs/>
+          <w:sz w:val="28"/>
+          <w:szCs w:val="32"/>
+        </w:rPr>
+      </w:pPr>
+      <w:r>
+        <w:rPr>
+          <w:rFonts w:ascii="Arial" w:hAnsi="Arial" w:cs="Arial" w:hint="eastAsia"/>
+          <w:b/>
+          <w:bCs/>
+          <w:sz w:val="28"/>
+          <w:szCs w:val="32"/>
+        </w:rPr>
+        <w:t xml:space="preserve">Password </w:t>
+      </w:r>
+      <w:r>
+        <w:rPr>
+          <w:rFonts w:ascii="Arial" w:hAnsi="Arial" w:cs="Arial" w:hint="eastAsia"/>
+          <w:b/>
+          <w:bCs/>
+          <w:sz w:val="28"/>
+          <w:szCs w:val="32"/>
+        </w:rPr>
+        <w:t>Code: DREA</w:t>
+      </w:r>
+    </w:p>
+    <w:p>
+      <w:pPr>
+        <w:rPr>
+          <w:rFonts w:ascii="Arial" w:hAnsi="Arial" w:cs="Arial"/>
+        </w:rPr>
+      </w:pPr>
     </w:p>
     <w:sectPr>
       <w:pgSz w:w="11906" w:h="16838"/>
@@ -1332,6 +2218,29 @@
       <w:szCs w:val="18"/>
     </w:rPr>
   </w:style>
+  <w:style w:type="character" w:styleId="a7">
+    <w:name w:val="Hyperlink"/>
+    <w:basedOn w:val="a0"/>
+    <w:uiPriority w:val="99"/>
+    <w:unhideWhenUsed/>
+    <w:rsid w:val="00F95970"/>
+    <w:rPr>
+      <w:color w:val="0563C1" w:themeColor="hyperlink"/>
+      <w:u w:val="single"/>
+    </w:rPr>
+  </w:style>
+  <w:style w:type="character" w:styleId="a8">
+    <w:name w:val="Unresolved Mention"/>
+    <w:basedOn w:val="a0"/>
+    <w:uiPriority w:val="99"/>
+    <w:semiHidden/>
+    <w:unhideWhenUsed/>
+    <w:rsid w:val="00F95970"/>
+    <w:rPr>
+      <w:color w:val="605E5C"/>
+      <w:shd w:val="clear" w:color="auto" w:fill="E1DFDD"/>
+    </w:rPr>
+  </w:style>
 </w:styles>
 </file>
 
